--- a/ксис 5.docx
+++ b/ксис 5.docx
@@ -1013,14 +1013,12 @@
           <w:lang w:val="en-US"/>
         </w:rPr>
       </w:pPr>
-    </w:p>
-    <w:p>
-      <w:pPr>
-        <w:pStyle w:val="a4"/>
-        <w:rPr>
-          <w:lang w:val="en-US"/>
-        </w:rPr>
-      </w:pPr>
+      <w:r>
+        <w:rPr>
+          <w:lang w:val="en-US"/>
+        </w:rPr>
+        <w:tab/>
+      </w:r>
     </w:p>
     <w:p>
       <w:pPr>
@@ -1036,9 +1034,9 @@
         </w:rPr>
         <w:drawing>
           <wp:inline distT="0" distB="0" distL="0" distR="0">
-            <wp:extent cx="5940425" cy="1193165"/>
-            <wp:effectExtent l="0" t="0" r="3175" b="635"/>
-            <wp:docPr id="376831934" name="Рисунок 1"/>
+            <wp:extent cx="5940425" cy="1572895"/>
+            <wp:effectExtent l="0" t="0" r="3175" b="1905"/>
+            <wp:docPr id="1522997673" name="Рисунок 3"/>
             <wp:cNvGraphicFramePr>
               <a:graphicFrameLocks xmlns:a="http://schemas.openxmlformats.org/drawingml/2006/main" noChangeAspect="1"/>
             </wp:cNvGraphicFramePr>
@@ -1046,7 +1044,7 @@
               <a:graphicData uri="http://schemas.openxmlformats.org/drawingml/2006/picture">
                 <pic:pic xmlns:pic="http://schemas.openxmlformats.org/drawingml/2006/picture">
                   <pic:nvPicPr>
-                    <pic:cNvPr id="376831934" name="Рисунок 376831934"/>
+                    <pic:cNvPr id="1522997673" name="Рисунок 1522997673"/>
                     <pic:cNvPicPr/>
                   </pic:nvPicPr>
                   <pic:blipFill>
@@ -1064,7 +1062,7 @@
                   <pic:spPr>
                     <a:xfrm>
                       <a:off x="0" y="0"/>
-                      <a:ext cx="5940425" cy="1193165"/>
+                      <a:ext cx="5940425" cy="1572895"/>
                     </a:xfrm>
                     <a:prstGeom prst="rect">
                       <a:avLst/>
@@ -1080,14 +1078,6 @@
     <w:p>
       <w:pPr>
         <w:pStyle w:val="a4"/>
-        <w:rPr>
-          <w:lang w:val="en-US"/>
-        </w:rPr>
-      </w:pPr>
-    </w:p>
-    <w:p>
-      <w:pPr>
-        <w:pStyle w:val="a4"/>
       </w:pPr>
       <w:r>
         <w:t xml:space="preserve">Рисунок 1 – </w:t>
@@ -1097,29 +1087,6 @@
       </w:r>
       <w:r>
         <w:t>хранилища</w:t>
-      </w:r>
-    </w:p>
-    <w:p>
-      <w:pPr>
-        <w:pStyle w:val="a4"/>
-      </w:pPr>
-    </w:p>
-    <w:p>
-      <w:pPr>
-        <w:pStyle w:val="a4"/>
-        <w:ind w:firstLine="709"/>
-        <w:jc w:val="both"/>
-      </w:pPr>
-      <w:r>
-        <w:t xml:space="preserve">В настройках сети задаются </w:t>
-      </w:r>
-      <w:proofErr w:type="spellStart"/>
-      <w:r>
-        <w:t>айпи</w:t>
-      </w:r>
-      <w:proofErr w:type="spellEnd"/>
-      <w:r>
-        <w:t xml:space="preserve"> прокси сервера и его порт:</w:t>
       </w:r>
     </w:p>
     <w:p>
@@ -1137,9 +1104,9 @@
         </w:rPr>
         <w:drawing>
           <wp:inline distT="0" distB="0" distL="0" distR="0">
-            <wp:extent cx="5940425" cy="2181225"/>
-            <wp:effectExtent l="0" t="0" r="3175" b="3175"/>
-            <wp:docPr id="816755594" name="Рисунок 2"/>
+            <wp:extent cx="5940425" cy="3514090"/>
+            <wp:effectExtent l="0" t="0" r="0" b="0"/>
+            <wp:docPr id="788956430" name="Рисунок 2"/>
             <wp:cNvGraphicFramePr>
               <a:graphicFrameLocks xmlns:a="http://schemas.openxmlformats.org/drawingml/2006/main" noChangeAspect="1"/>
             </wp:cNvGraphicFramePr>
@@ -1147,11 +1114,11 @@
               <a:graphicData uri="http://schemas.openxmlformats.org/drawingml/2006/picture">
                 <pic:pic xmlns:pic="http://schemas.openxmlformats.org/drawingml/2006/picture">
                   <pic:nvPicPr>
-                    <pic:cNvPr id="816755594" name="Рисунок 816755594"/>
+                    <pic:cNvPr id="788956430" name="Рисунок 788956430"/>
                     <pic:cNvPicPr/>
                   </pic:nvPicPr>
                   <pic:blipFill>
-                    <a:blip r:embed="rId6">
+                    <a:blip r:embed="rId6" cstate="print">
                       <a:extLst>
                         <a:ext uri="{28A0092B-C50C-407E-A947-70E740481C1C}">
                           <a14:useLocalDpi xmlns:a14="http://schemas.microsoft.com/office/drawing/2010/main" val="0"/>
@@ -1165,7 +1132,7 @@
                   <pic:spPr>
                     <a:xfrm>
                       <a:off x="0" y="0"/>
-                      <a:ext cx="5940425" cy="2181225"/>
+                      <a:ext cx="5940425" cy="3514090"/>
                     </a:xfrm>
                     <a:prstGeom prst="rect">
                       <a:avLst/>
@@ -1191,46 +1158,18 @@
         <w:t xml:space="preserve">Рисунок 2 – </w:t>
       </w:r>
       <w:r>
-        <w:t>Параметры веб-прокси в настройках сети</w:t>
-      </w:r>
-    </w:p>
-    <w:p>
-      <w:pPr>
-        <w:pStyle w:val="a4"/>
-      </w:pPr>
-    </w:p>
-    <w:p>
-      <w:pPr>
-        <w:pStyle w:val="a4"/>
-        <w:ind w:firstLine="709"/>
-        <w:jc w:val="both"/>
-      </w:pPr>
-      <w:r>
-        <w:t xml:space="preserve">Далее, после запуска прокси, открывается </w:t>
-      </w:r>
-      <w:r>
-        <w:rPr>
-          <w:lang w:val="en-US"/>
-        </w:rPr>
-        <w:t>http</w:t>
-      </w:r>
-      <w:r>
-        <w:t xml:space="preserve"> </w:t>
-      </w:r>
-      <w:r>
-        <w:t>страница.</w:t>
-      </w:r>
-    </w:p>
-    <w:p>
-      <w:pPr>
-        <w:pStyle w:val="a4"/>
-        <w:ind w:firstLine="709"/>
-        <w:jc w:val="both"/>
-      </w:pPr>
-    </w:p>
-    <w:p>
-      <w:pPr>
-        <w:pStyle w:val="a4"/>
+        <w:t>тестовые файлы для загрузки в хранилище</w:t>
+      </w:r>
+    </w:p>
+    <w:p>
+      <w:pPr>
+        <w:pStyle w:val="a4"/>
+      </w:pPr>
+    </w:p>
+    <w:p>
+      <w:pPr>
+        <w:pStyle w:val="a4"/>
+        <w:jc w:val="left"/>
       </w:pPr>
       <w:r>
         <w:rPr>
@@ -1238,10 +1177,10 @@
         </w:rPr>
         <w:lastRenderedPageBreak/>
         <w:drawing>
-          <wp:inline distT="0" distB="0" distL="0" distR="0">
-            <wp:extent cx="5623357" cy="2800800"/>
-            <wp:effectExtent l="0" t="0" r="3175" b="6350"/>
-            <wp:docPr id="34311016" name="Рисунок 4"/>
+          <wp:inline distT="0" distB="0" distL="0" distR="0" wp14:anchorId="4CC67082" wp14:editId="73D707D6">
+            <wp:extent cx="5940425" cy="4795520"/>
+            <wp:effectExtent l="0" t="0" r="3175" b="0"/>
+            <wp:docPr id="1018091311" name="Рисунок 12"/>
             <wp:cNvGraphicFramePr>
               <a:graphicFrameLocks xmlns:a="http://schemas.openxmlformats.org/drawingml/2006/main" noChangeAspect="1"/>
             </wp:cNvGraphicFramePr>
@@ -1249,117 +1188,11 @@
               <a:graphicData uri="http://schemas.openxmlformats.org/drawingml/2006/picture">
                 <pic:pic xmlns:pic="http://schemas.openxmlformats.org/drawingml/2006/picture">
                   <pic:nvPicPr>
-                    <pic:cNvPr id="34311016" name="Рисунок 34311016"/>
-                    <pic:cNvPicPr/>
-                  </pic:nvPicPr>
-                  <pic:blipFill rotWithShape="1">
-                    <a:blip r:embed="rId7" cstate="print">
-                      <a:extLst>
-                        <a:ext uri="{28A0092B-C50C-407E-A947-70E740481C1C}">
-                          <a14:useLocalDpi xmlns:a14="http://schemas.microsoft.com/office/drawing/2010/main" val="0"/>
-                        </a:ext>
-                      </a:extLst>
-                    </a:blip>
-                    <a:srcRect l="50587" t="3667" r="3413" b="60860"/>
-                    <a:stretch/>
-                  </pic:blipFill>
-                  <pic:spPr bwMode="auto">
-                    <a:xfrm>
-                      <a:off x="0" y="0"/>
-                      <a:ext cx="5731059" cy="2854443"/>
-                    </a:xfrm>
-                    <a:prstGeom prst="rect">
-                      <a:avLst/>
-                    </a:prstGeom>
-                    <a:ln>
-                      <a:noFill/>
-                    </a:ln>
-                    <a:extLst>
-                      <a:ext uri="{53640926-AAD7-44D8-BBD7-CCE9431645EC}">
-                        <a14:shadowObscured xmlns:a14="http://schemas.microsoft.com/office/drawing/2010/main"/>
-                      </a:ext>
-                    </a:extLst>
-                  </pic:spPr>
-                </pic:pic>
-              </a:graphicData>
-            </a:graphic>
-          </wp:inline>
-        </w:drawing>
-      </w:r>
-    </w:p>
-    <w:p>
-      <w:pPr>
-        <w:pStyle w:val="a4"/>
-      </w:pPr>
-    </w:p>
-    <w:p>
-      <w:pPr>
-        <w:pStyle w:val="a4"/>
-      </w:pPr>
-      <w:r>
-        <w:t xml:space="preserve">Рисунок 3 – </w:t>
-      </w:r>
-      <w:r>
-        <w:t xml:space="preserve">Загруженная </w:t>
-      </w:r>
-      <w:r>
-        <w:rPr>
-          <w:lang w:val="en-US"/>
-        </w:rPr>
-        <w:t>http</w:t>
-      </w:r>
-      <w:r>
-        <w:t xml:space="preserve"> </w:t>
-      </w:r>
-      <w:r>
-        <w:t>страница в браузере</w:t>
-      </w:r>
-    </w:p>
-    <w:p>
-      <w:pPr>
-        <w:pStyle w:val="a4"/>
-      </w:pPr>
-    </w:p>
-    <w:p>
-      <w:pPr>
-        <w:pStyle w:val="a4"/>
-        <w:ind w:firstLine="709"/>
-        <w:jc w:val="both"/>
-      </w:pPr>
-      <w:r>
-        <w:t>Демонстрация отправки и получения запросов демонстрируется на рисунке 4:</w:t>
-      </w:r>
-    </w:p>
-    <w:p>
-      <w:pPr>
-        <w:pStyle w:val="a4"/>
-      </w:pPr>
-    </w:p>
-    <w:p>
-      <w:pPr>
-        <w:pStyle w:val="a4"/>
-      </w:pPr>
-      <w:r>
-        <w:rPr>
-          <w:noProof/>
-        </w:rPr>
-        <w:drawing>
-          <wp:inline distT="0" distB="0" distL="0" distR="0">
-            <wp:extent cx="5940425" cy="481330"/>
-            <wp:effectExtent l="0" t="0" r="3175" b="1270"/>
-            <wp:docPr id="983743137" name="Рисунок 5"/>
-            <wp:cNvGraphicFramePr>
-              <a:graphicFrameLocks xmlns:a="http://schemas.openxmlformats.org/drawingml/2006/main" noChangeAspect="1"/>
-            </wp:cNvGraphicFramePr>
-            <a:graphic xmlns:a="http://schemas.openxmlformats.org/drawingml/2006/main">
-              <a:graphicData uri="http://schemas.openxmlformats.org/drawingml/2006/picture">
-                <pic:pic xmlns:pic="http://schemas.openxmlformats.org/drawingml/2006/picture">
-                  <pic:nvPicPr>
-                    <pic:cNvPr id="983743137" name="Рисунок 983743137"/>
+                    <pic:cNvPr id="1018091311" name="Рисунок 1018091311"/>
                     <pic:cNvPicPr/>
                   </pic:nvPicPr>
                   <pic:blipFill>
-                    <a:blip r:embed="rId8" cstate="print">
+                    <a:blip r:embed="rId7">
                       <a:extLst>
                         <a:ext uri="{28A0092B-C50C-407E-A947-70E740481C1C}">
                           <a14:useLocalDpi xmlns:a14="http://schemas.microsoft.com/office/drawing/2010/main" val="0"/>
@@ -1373,7 +1206,7 @@
                   <pic:spPr>
                     <a:xfrm>
                       <a:off x="0" y="0"/>
-                      <a:ext cx="5940425" cy="481330"/>
+                      <a:ext cx="5940425" cy="4795520"/>
                     </a:xfrm>
                     <a:prstGeom prst="rect">
                       <a:avLst/>
@@ -1396,7 +1229,31 @@
         <w:pStyle w:val="a4"/>
       </w:pPr>
       <w:r>
-        <w:t>Рисунок 4 – Получение и отправка данных</w:t>
+        <w:t xml:space="preserve">Рисунок 3 – </w:t>
+      </w:r>
+      <w:r>
+        <w:t>Загрузка файлов в хранилище</w:t>
+      </w:r>
+    </w:p>
+    <w:p>
+      <w:pPr>
+        <w:pStyle w:val="a4"/>
+      </w:pPr>
+    </w:p>
+    <w:p>
+      <w:pPr>
+        <w:pStyle w:val="a4"/>
+        <w:ind w:firstLine="709"/>
+        <w:jc w:val="both"/>
+      </w:pPr>
+      <w:r>
+        <w:t xml:space="preserve">Демонстрация </w:t>
+      </w:r>
+      <w:r>
+        <w:t>нового содержания файлового хранилища отображено на</w:t>
+      </w:r>
+      <w:r>
+        <w:t xml:space="preserve"> рисунке 4:</w:t>
       </w:r>
     </w:p>
     <w:p>
@@ -1414,9 +1271,9 @@
         </w:rPr>
         <w:drawing>
           <wp:inline distT="0" distB="0" distL="0" distR="0">
-            <wp:extent cx="5940425" cy="349250"/>
-            <wp:effectExtent l="0" t="0" r="3175" b="6350"/>
-            <wp:docPr id="2072385296" name="Рисунок 18"/>
+            <wp:extent cx="5940425" cy="1059180"/>
+            <wp:effectExtent l="0" t="0" r="3175" b="0"/>
+            <wp:docPr id="625199069" name="Рисунок 7"/>
             <wp:cNvGraphicFramePr>
               <a:graphicFrameLocks xmlns:a="http://schemas.openxmlformats.org/drawingml/2006/main" noChangeAspect="1"/>
             </wp:cNvGraphicFramePr>
@@ -1424,7 +1281,78 @@
               <a:graphicData uri="http://schemas.openxmlformats.org/drawingml/2006/picture">
                 <pic:pic xmlns:pic="http://schemas.openxmlformats.org/drawingml/2006/picture">
                   <pic:nvPicPr>
-                    <pic:cNvPr id="2072385296" name="Рисунок 2072385296"/>
+                    <pic:cNvPr id="625199069" name="Рисунок 625199069"/>
+                    <pic:cNvPicPr/>
+                  </pic:nvPicPr>
+                  <pic:blipFill>
+                    <a:blip r:embed="rId8">
+                      <a:extLst>
+                        <a:ext uri="{28A0092B-C50C-407E-A947-70E740481C1C}">
+                          <a14:useLocalDpi xmlns:a14="http://schemas.microsoft.com/office/drawing/2010/main" val="0"/>
+                        </a:ext>
+                      </a:extLst>
+                    </a:blip>
+                    <a:stretch>
+                      <a:fillRect/>
+                    </a:stretch>
+                  </pic:blipFill>
+                  <pic:spPr>
+                    <a:xfrm>
+                      <a:off x="0" y="0"/>
+                      <a:ext cx="5940425" cy="1059180"/>
+                    </a:xfrm>
+                    <a:prstGeom prst="rect">
+                      <a:avLst/>
+                    </a:prstGeom>
+                  </pic:spPr>
+                </pic:pic>
+              </a:graphicData>
+            </a:graphic>
+          </wp:inline>
+        </w:drawing>
+      </w:r>
+    </w:p>
+    <w:p>
+      <w:pPr>
+        <w:pStyle w:val="a4"/>
+        <w:rPr>
+          <w:lang w:val="en-US"/>
+        </w:rPr>
+      </w:pPr>
+    </w:p>
+    <w:p>
+      <w:pPr>
+        <w:pStyle w:val="a4"/>
+      </w:pPr>
+      <w:r>
+        <w:t xml:space="preserve">Рисунок 4 – </w:t>
+      </w:r>
+      <w:r>
+        <w:t>Содержание основной папки хранилища</w:t>
+      </w:r>
+    </w:p>
+    <w:p>
+      <w:pPr>
+        <w:pStyle w:val="a4"/>
+      </w:pPr>
+      <w:r>
+        <w:rPr>
+          <w:noProof/>
+        </w:rPr>
+        <w:lastRenderedPageBreak/>
+        <w:drawing>
+          <wp:inline distT="0" distB="0" distL="0" distR="0">
+            <wp:extent cx="5778500" cy="2578100"/>
+            <wp:effectExtent l="0" t="0" r="0" b="0"/>
+            <wp:docPr id="2062864748" name="Рисунок 8"/>
+            <wp:cNvGraphicFramePr>
+              <a:graphicFrameLocks xmlns:a="http://schemas.openxmlformats.org/drawingml/2006/main" noChangeAspect="1"/>
+            </wp:cNvGraphicFramePr>
+            <a:graphic xmlns:a="http://schemas.openxmlformats.org/drawingml/2006/main">
+              <a:graphicData uri="http://schemas.openxmlformats.org/drawingml/2006/picture">
+                <pic:pic xmlns:pic="http://schemas.openxmlformats.org/drawingml/2006/picture">
+                  <pic:nvPicPr>
+                    <pic:cNvPr id="2062864748" name="Рисунок 2062864748"/>
                     <pic:cNvPicPr/>
                   </pic:nvPicPr>
                   <pic:blipFill>
@@ -1442,7 +1370,7 @@
                   <pic:spPr>
                     <a:xfrm>
                       <a:off x="0" y="0"/>
-                      <a:ext cx="5940425" cy="349250"/>
+                      <a:ext cx="5778500" cy="2578100"/>
                     </a:xfrm>
                     <a:prstGeom prst="rect">
                       <a:avLst/>
@@ -1465,40 +1393,21 @@
         <w:pStyle w:val="a4"/>
       </w:pPr>
       <w:r>
-        <w:t xml:space="preserve">Рисунок 5 – Прокси сервер отправляет и получает </w:t>
-      </w:r>
-      <w:r>
-        <w:rPr>
-          <w:lang w:val="en-US"/>
-        </w:rPr>
-        <w:t>HTTP</w:t>
-      </w:r>
-      <w:r>
-        <w:t xml:space="preserve"> с</w:t>
-      </w:r>
-      <w:r>
-        <w:t>ообщения</w:t>
-      </w:r>
-    </w:p>
-    <w:p>
-      <w:pPr>
-        <w:pStyle w:val="a4"/>
-      </w:pPr>
-    </w:p>
-    <w:p>
-      <w:pPr>
-        <w:pStyle w:val="a4"/>
-        <w:ind w:firstLine="709"/>
+        <w:t xml:space="preserve">Рисунок 5 – </w:t>
+      </w:r>
+      <w:r>
+        <w:t>Загрузка файла из хранилища себе на устройство</w:t>
+      </w:r>
+    </w:p>
+    <w:p>
+      <w:pPr>
+        <w:pStyle w:val="a4"/>
         <w:jc w:val="both"/>
       </w:pPr>
-      <w:r>
-        <w:t>Так как был указан прокси сервер, то запросы отправляются с порта, указанного в настройках прокси сервера, то есть 8080:</w:t>
-      </w:r>
-    </w:p>
-    <w:p>
-      <w:pPr>
-        <w:pStyle w:val="a4"/>
-        <w:jc w:val="both"/>
+    </w:p>
+    <w:p>
+      <w:pPr>
+        <w:pStyle w:val="a4"/>
       </w:pPr>
     </w:p>
     <w:p>
@@ -1511,9 +1420,9 @@
         </w:rPr>
         <w:drawing>
           <wp:inline distT="0" distB="0" distL="0" distR="0">
-            <wp:extent cx="5940425" cy="276225"/>
-            <wp:effectExtent l="0" t="0" r="3175" b="3175"/>
-            <wp:docPr id="1033697167" name="Рисунок 16"/>
+            <wp:extent cx="5791200" cy="800100"/>
+            <wp:effectExtent l="0" t="0" r="0" b="0"/>
+            <wp:docPr id="1648059961" name="Рисунок 9"/>
             <wp:cNvGraphicFramePr>
               <a:graphicFrameLocks xmlns:a="http://schemas.openxmlformats.org/drawingml/2006/main" noChangeAspect="1"/>
             </wp:cNvGraphicFramePr>
@@ -1521,7 +1430,7 @@
               <a:graphicData uri="http://schemas.openxmlformats.org/drawingml/2006/picture">
                 <pic:pic xmlns:pic="http://schemas.openxmlformats.org/drawingml/2006/picture">
                   <pic:nvPicPr>
-                    <pic:cNvPr id="1033697167" name="Рисунок 1033697167"/>
+                    <pic:cNvPr id="1648059961" name="Рисунок 1648059961"/>
                     <pic:cNvPicPr/>
                   </pic:nvPicPr>
                   <pic:blipFill>
@@ -1539,7 +1448,7 @@
                   <pic:spPr>
                     <a:xfrm>
                       <a:off x="0" y="0"/>
-                      <a:ext cx="5940425" cy="276225"/>
+                      <a:ext cx="5791200" cy="800100"/>
                     </a:xfrm>
                     <a:prstGeom prst="rect">
                       <a:avLst/>
@@ -1571,33 +1480,21 @@
         <w:t xml:space="preserve"> – </w:t>
       </w:r>
       <w:r>
-        <w:t>Получение и отправках данных</w:t>
-      </w:r>
-    </w:p>
-    <w:p>
-      <w:pPr>
-        <w:pStyle w:val="a4"/>
-      </w:pPr>
-    </w:p>
-    <w:p>
-      <w:pPr>
-        <w:pStyle w:val="a4"/>
-        <w:ind w:firstLine="709"/>
+        <w:t>Получение содержимого главной папки</w:t>
+      </w:r>
+    </w:p>
+    <w:p>
+      <w:pPr>
+        <w:pStyle w:val="a4"/>
         <w:jc w:val="both"/>
       </w:pPr>
-      <w:r>
-        <w:t>Результат работы программы продемонстрирован на рисунке 6:</w:t>
-      </w:r>
-    </w:p>
-    <w:p>
-      <w:pPr>
-        <w:pStyle w:val="a4"/>
-        <w:jc w:val="both"/>
-      </w:pPr>
-    </w:p>
-    <w:p>
-      <w:pPr>
-        <w:pStyle w:val="a4"/>
+    </w:p>
+    <w:p>
+      <w:pPr>
+        <w:pStyle w:val="a4"/>
+        <w:rPr>
+          <w:lang w:val="en-US"/>
+        </w:rPr>
       </w:pPr>
       <w:r>
         <w:rPr>
@@ -1605,9 +1502,9 @@
         </w:rPr>
         <w:drawing>
           <wp:inline distT="0" distB="0" distL="0" distR="0">
-            <wp:extent cx="5753100" cy="749300"/>
+            <wp:extent cx="5778500" cy="2628900"/>
             <wp:effectExtent l="0" t="0" r="0" b="0"/>
-            <wp:docPr id="992527509" name="Рисунок 6"/>
+            <wp:docPr id="45428799" name="Рисунок 10"/>
             <wp:cNvGraphicFramePr>
               <a:graphicFrameLocks xmlns:a="http://schemas.openxmlformats.org/drawingml/2006/main" noChangeAspect="1"/>
             </wp:cNvGraphicFramePr>
@@ -1615,7 +1512,7 @@
               <a:graphicData uri="http://schemas.openxmlformats.org/drawingml/2006/picture">
                 <pic:pic xmlns:pic="http://schemas.openxmlformats.org/drawingml/2006/picture">
                   <pic:nvPicPr>
-                    <pic:cNvPr id="992527509" name="Рисунок 992527509"/>
+                    <pic:cNvPr id="45428799" name="Рисунок 45428799"/>
                     <pic:cNvPicPr/>
                   </pic:nvPicPr>
                   <pic:blipFill>
@@ -1633,7 +1530,7 @@
                   <pic:spPr>
                     <a:xfrm>
                       <a:off x="0" y="0"/>
-                      <a:ext cx="5753100" cy="749300"/>
+                      <a:ext cx="5778500" cy="2628900"/>
                     </a:xfrm>
                     <a:prstGeom prst="rect">
                       <a:avLst/>
@@ -1665,8 +1562,19 @@
         <w:t xml:space="preserve"> – </w:t>
       </w:r>
       <w:r>
-        <w:t>Журналирование запросов</w:t>
-      </w:r>
+        <w:t xml:space="preserve">Получение данных о файле с помощью метода </w:t>
+      </w:r>
+      <w:r>
+        <w:rPr>
+          <w:lang w:val="en-US"/>
+        </w:rPr>
+        <w:t>HEAD</w:t>
+      </w:r>
+    </w:p>
+    <w:p>
+      <w:pPr>
+        <w:pStyle w:val="a4"/>
+      </w:pPr>
     </w:p>
     <w:p>
       <w:pPr>
@@ -1689,7 +1597,6 @@
           <w:szCs w:val="28"/>
           <w14:ligatures w14:val="standardContextual"/>
         </w:rPr>
-        <w:lastRenderedPageBreak/>
         <w:t>Дальше будет рассмотрена работа с черным списком. Сайты, которые нужно заблокировать, указываются в файле b</w:t>
       </w:r>
       <w:proofErr w:type="spellStart"/>
@@ -1764,16 +1671,20 @@
     <w:p>
       <w:pPr>
         <w:pStyle w:val="a4"/>
+        <w:rPr>
+          <w:lang w:val="en-US"/>
+        </w:rPr>
       </w:pPr>
       <w:r>
         <w:rPr>
           <w:noProof/>
         </w:rPr>
+        <w:lastRenderedPageBreak/>
         <w:drawing>
           <wp:inline distT="0" distB="0" distL="0" distR="0">
-            <wp:extent cx="2997200" cy="1727200"/>
+            <wp:extent cx="5727700" cy="762000"/>
             <wp:effectExtent l="0" t="0" r="0" b="0"/>
-            <wp:docPr id="382114132" name="Рисунок 17"/>
+            <wp:docPr id="1085993648" name="Рисунок 11"/>
             <wp:cNvGraphicFramePr>
               <a:graphicFrameLocks xmlns:a="http://schemas.openxmlformats.org/drawingml/2006/main" noChangeAspect="1"/>
             </wp:cNvGraphicFramePr>
@@ -1781,7 +1692,7 @@
               <a:graphicData uri="http://schemas.openxmlformats.org/drawingml/2006/picture">
                 <pic:pic xmlns:pic="http://schemas.openxmlformats.org/drawingml/2006/picture">
                   <pic:nvPicPr>
-                    <pic:cNvPr id="382114132" name="Рисунок 382114132"/>
+                    <pic:cNvPr id="1085993648" name="Рисунок 1085993648"/>
                     <pic:cNvPicPr/>
                   </pic:nvPicPr>
                   <pic:blipFill>
@@ -1799,7 +1710,7 @@
                   <pic:spPr>
                     <a:xfrm>
                       <a:off x="0" y="0"/>
-                      <a:ext cx="2997200" cy="1727200"/>
+                      <a:ext cx="5727700" cy="762000"/>
                     </a:xfrm>
                     <a:prstGeom prst="rect">
                       <a:avLst/>
@@ -1831,7 +1742,10 @@
         <w:t xml:space="preserve"> – </w:t>
       </w:r>
       <w:r>
-        <w:t>Список заблокированных сайтов (файл)</w:t>
+        <w:t>У</w:t>
+      </w:r>
+      <w:r>
+        <w:t>даление папки и его содержимого</w:t>
       </w:r>
     </w:p>
     <w:p>
@@ -1849,9 +1763,9 @@
         </w:rPr>
         <w:drawing>
           <wp:inline distT="0" distB="0" distL="0" distR="0">
-            <wp:extent cx="1866900" cy="863600"/>
-            <wp:effectExtent l="0" t="0" r="0" b="0"/>
-            <wp:docPr id="1886069656" name="Рисунок 7"/>
+            <wp:extent cx="5940425" cy="538480"/>
+            <wp:effectExtent l="0" t="0" r="3175" b="0"/>
+            <wp:docPr id="309110319" name="Рисунок 13"/>
             <wp:cNvGraphicFramePr>
               <a:graphicFrameLocks xmlns:a="http://schemas.openxmlformats.org/drawingml/2006/main" noChangeAspect="1"/>
             </wp:cNvGraphicFramePr>
@@ -1859,7 +1773,7 @@
               <a:graphicData uri="http://schemas.openxmlformats.org/drawingml/2006/picture">
                 <pic:pic xmlns:pic="http://schemas.openxmlformats.org/drawingml/2006/picture">
                   <pic:nvPicPr>
-                    <pic:cNvPr id="1886069656" name="Рисунок 1886069656"/>
+                    <pic:cNvPr id="309110319" name="Рисунок 309110319"/>
                     <pic:cNvPicPr/>
                   </pic:nvPicPr>
                   <pic:blipFill>
@@ -1877,7 +1791,7 @@
                   <pic:spPr>
                     <a:xfrm>
                       <a:off x="0" y="0"/>
-                      <a:ext cx="1866900" cy="863600"/>
+                      <a:ext cx="5940425" cy="538480"/>
                     </a:xfrm>
                     <a:prstGeom prst="rect">
                       <a:avLst/>
@@ -1909,45 +1823,10 @@
         <w:t xml:space="preserve"> – </w:t>
       </w:r>
       <w:r>
-        <w:t>Список заблокированных сайтов</w:t>
-      </w:r>
-      <w:r>
-        <w:t xml:space="preserve"> (отображение в программе)</w:t>
-      </w:r>
-    </w:p>
-    <w:p>
-      <w:pPr>
-        <w:pStyle w:val="a4"/>
-      </w:pPr>
-    </w:p>
-    <w:p>
-      <w:pPr>
-        <w:pStyle w:val="a4"/>
-        <w:ind w:firstLine="709"/>
-        <w:jc w:val="both"/>
-      </w:pPr>
-      <w:r>
-        <w:t>Далее происходит попытка зайти на заблокированный сайт, в этом случае на b</w:t>
-      </w:r>
-      <w:proofErr w:type="spellStart"/>
-      <w:r>
-        <w:rPr>
-          <w:lang w:val="en-US"/>
-        </w:rPr>
-        <w:t>gp</w:t>
-      </w:r>
-      <w:proofErr w:type="spellEnd"/>
-      <w:r>
-        <w:t>1.</w:t>
-      </w:r>
-      <w:r>
-        <w:rPr>
-          <w:lang w:val="en-US"/>
-        </w:rPr>
-        <w:t>by</w:t>
-      </w:r>
-      <w:r>
-        <w:t>:</w:t>
+        <w:t xml:space="preserve">Создание копии файла </w:t>
+      </w:r>
+      <w:r>
+        <w:t>хранилища в другую папку с другим именем</w:t>
       </w:r>
     </w:p>
     <w:p>
@@ -1966,9 +1845,9 @@
         </w:rPr>
         <w:drawing>
           <wp:inline distT="0" distB="0" distL="0" distR="0">
-            <wp:extent cx="5940425" cy="1697355"/>
-            <wp:effectExtent l="0" t="0" r="3175" b="4445"/>
-            <wp:docPr id="1360317266" name="Рисунок 9"/>
+            <wp:extent cx="2946400" cy="1155700"/>
+            <wp:effectExtent l="0" t="0" r="0" b="0"/>
+            <wp:docPr id="505069772" name="Рисунок 14"/>
             <wp:cNvGraphicFramePr>
               <a:graphicFrameLocks xmlns:a="http://schemas.openxmlformats.org/drawingml/2006/main" noChangeAspect="1"/>
             </wp:cNvGraphicFramePr>
@@ -1976,7 +1855,7 @@
               <a:graphicData uri="http://schemas.openxmlformats.org/drawingml/2006/picture">
                 <pic:pic xmlns:pic="http://schemas.openxmlformats.org/drawingml/2006/picture">
                   <pic:nvPicPr>
-                    <pic:cNvPr id="1360317266" name="Рисунок 1360317266"/>
+                    <pic:cNvPr id="505069772" name="Рисунок 505069772"/>
                     <pic:cNvPicPr/>
                   </pic:nvPicPr>
                   <pic:blipFill>
@@ -1994,7 +1873,7 @@
                   <pic:spPr>
                     <a:xfrm>
                       <a:off x="0" y="0"/>
-                      <a:ext cx="5940425" cy="1697355"/>
+                      <a:ext cx="2946400" cy="1155700"/>
                     </a:xfrm>
                     <a:prstGeom prst="rect">
                       <a:avLst/>
@@ -2026,770 +1905,24 @@
         <w:t xml:space="preserve"> – </w:t>
       </w:r>
       <w:r>
-        <w:t>Результат перехода по заблокированному сайту</w:t>
-      </w:r>
-    </w:p>
-    <w:p>
-      <w:pPr>
-        <w:pStyle w:val="a4"/>
-      </w:pPr>
-    </w:p>
-    <w:p>
-      <w:pPr>
-        <w:pStyle w:val="a4"/>
+        <w:t>Конечное содержимое папки хранилища после всех операций</w:t>
+      </w:r>
+    </w:p>
+    <w:p>
+      <w:pPr>
+        <w:pStyle w:val="a4"/>
+      </w:pPr>
+    </w:p>
+    <w:p>
+      <w:pPr>
+        <w:spacing w:after="0" w:line="360" w:lineRule="exact"/>
         <w:ind w:firstLine="709"/>
         <w:jc w:val="both"/>
-      </w:pPr>
-      <w:r>
-        <w:t>Как видно на рисунке 1</w:t>
-      </w:r>
-      <w:r>
-        <w:t>1</w:t>
-      </w:r>
-      <w:r>
-        <w:t xml:space="preserve">, в ответ </w:t>
-      </w:r>
-      <w:r>
-        <w:t>приходит r</w:t>
-      </w:r>
-      <w:proofErr w:type="spellStart"/>
-      <w:r>
-        <w:rPr>
-          <w:lang w:val="en-US"/>
-        </w:rPr>
-        <w:t>esponse</w:t>
-      </w:r>
-      <w:proofErr w:type="spellEnd"/>
-      <w:r>
-        <w:t>, содержащий данные типа t</w:t>
-      </w:r>
-      <w:proofErr w:type="spellStart"/>
-      <w:r>
-        <w:rPr>
-          <w:lang w:val="en-US"/>
-        </w:rPr>
-        <w:t>ext</w:t>
-      </w:r>
-      <w:proofErr w:type="spellEnd"/>
-      <w:r>
-        <w:t>/</w:t>
-      </w:r>
-      <w:r>
-        <w:rPr>
-          <w:lang w:val="en-US"/>
-        </w:rPr>
-        <w:t>html</w:t>
-      </w:r>
-      <w:r>
-        <w:t>, то есть содержание страницы с сообщением «</w:t>
-      </w:r>
-      <w:r>
-        <w:rPr>
-          <w:lang w:val="en-US"/>
-        </w:rPr>
-        <w:t>This</w:t>
-      </w:r>
-      <w:r>
-        <w:t xml:space="preserve"> </w:t>
-      </w:r>
-      <w:r>
-        <w:rPr>
-          <w:lang w:val="en-US"/>
-        </w:rPr>
-        <w:t>site</w:t>
-      </w:r>
-      <w:r>
-        <w:t xml:space="preserve"> </w:t>
-      </w:r>
-      <w:r>
-        <w:rPr>
-          <w:lang w:val="en-US"/>
-        </w:rPr>
-        <w:t>is</w:t>
-      </w:r>
-      <w:r>
-        <w:t xml:space="preserve"> </w:t>
-      </w:r>
-      <w:r>
-        <w:rPr>
-          <w:lang w:val="en-US"/>
-        </w:rPr>
-        <w:t>blocked</w:t>
-      </w:r>
-      <w:r>
-        <w:t>!</w:t>
-      </w:r>
-      <w:r>
-        <w:t>»</w:t>
-      </w:r>
-      <w:r>
-        <w:t>:</w:t>
-      </w:r>
-    </w:p>
-    <w:p>
-      <w:pPr>
-        <w:pStyle w:val="a4"/>
-      </w:pPr>
-      <w:r>
-        <w:rPr>
-          <w:noProof/>
-        </w:rPr>
-        <w:lastRenderedPageBreak/>
-        <w:drawing>
-          <wp:inline distT="0" distB="0" distL="0" distR="0">
-            <wp:extent cx="5940425" cy="1838325"/>
-            <wp:effectExtent l="0" t="0" r="3175" b="3175"/>
-            <wp:docPr id="1649076651" name="Рисунок 10"/>
-            <wp:cNvGraphicFramePr>
-              <a:graphicFrameLocks xmlns:a="http://schemas.openxmlformats.org/drawingml/2006/main" noChangeAspect="1"/>
-            </wp:cNvGraphicFramePr>
-            <a:graphic xmlns:a="http://schemas.openxmlformats.org/drawingml/2006/main">
-              <a:graphicData uri="http://schemas.openxmlformats.org/drawingml/2006/picture">
-                <pic:pic xmlns:pic="http://schemas.openxmlformats.org/drawingml/2006/picture">
-                  <pic:nvPicPr>
-                    <pic:cNvPr id="1649076651" name="Рисунок 1649076651"/>
-                    <pic:cNvPicPr/>
-                  </pic:nvPicPr>
-                  <pic:blipFill>
-                    <a:blip r:embed="rId15">
-                      <a:extLst>
-                        <a:ext uri="{28A0092B-C50C-407E-A947-70E740481C1C}">
-                          <a14:useLocalDpi xmlns:a14="http://schemas.microsoft.com/office/drawing/2010/main" val="0"/>
-                        </a:ext>
-                      </a:extLst>
-                    </a:blip>
-                    <a:stretch>
-                      <a:fillRect/>
-                    </a:stretch>
-                  </pic:blipFill>
-                  <pic:spPr>
-                    <a:xfrm>
-                      <a:off x="0" y="0"/>
-                      <a:ext cx="5940425" cy="1838325"/>
-                    </a:xfrm>
-                    <a:prstGeom prst="rect">
-                      <a:avLst/>
-                    </a:prstGeom>
-                  </pic:spPr>
-                </pic:pic>
-              </a:graphicData>
-            </a:graphic>
-          </wp:inline>
-        </w:drawing>
-      </w:r>
-    </w:p>
-    <w:p>
-      <w:pPr>
-        <w:pStyle w:val="a4"/>
-      </w:pPr>
-    </w:p>
-    <w:p>
-      <w:pPr>
-        <w:pStyle w:val="a4"/>
-      </w:pPr>
-      <w:r>
-        <w:t xml:space="preserve">Рисунок </w:t>
-      </w:r>
-      <w:r>
-        <w:t>1</w:t>
-      </w:r>
-      <w:r>
-        <w:t>1</w:t>
-      </w:r>
-      <w:r>
-        <w:t xml:space="preserve"> – </w:t>
-      </w:r>
-      <w:r>
-        <w:t>Какие ответы получает браузер, когда пользователь пытается зайти на заблокированный сайт</w:t>
-      </w:r>
-    </w:p>
-    <w:p>
-      <w:pPr>
-        <w:pStyle w:val="a4"/>
-      </w:pPr>
-    </w:p>
-    <w:p>
-      <w:pPr>
-        <w:pStyle w:val="a4"/>
-      </w:pPr>
-      <w:r>
-        <w:rPr>
-          <w:noProof/>
-        </w:rPr>
-        <w:drawing>
-          <wp:inline distT="0" distB="0" distL="0" distR="0">
-            <wp:extent cx="5727700" cy="774700"/>
-            <wp:effectExtent l="0" t="0" r="0" b="0"/>
-            <wp:docPr id="700612640" name="Рисунок 11"/>
-            <wp:cNvGraphicFramePr>
-              <a:graphicFrameLocks xmlns:a="http://schemas.openxmlformats.org/drawingml/2006/main" noChangeAspect="1"/>
-            </wp:cNvGraphicFramePr>
-            <a:graphic xmlns:a="http://schemas.openxmlformats.org/drawingml/2006/main">
-              <a:graphicData uri="http://schemas.openxmlformats.org/drawingml/2006/picture">
-                <pic:pic xmlns:pic="http://schemas.openxmlformats.org/drawingml/2006/picture">
-                  <pic:nvPicPr>
-                    <pic:cNvPr id="700612640" name="Рисунок 700612640"/>
-                    <pic:cNvPicPr/>
-                  </pic:nvPicPr>
-                  <pic:blipFill>
-                    <a:blip r:embed="rId16">
-                      <a:extLst>
-                        <a:ext uri="{28A0092B-C50C-407E-A947-70E740481C1C}">
-                          <a14:useLocalDpi xmlns:a14="http://schemas.microsoft.com/office/drawing/2010/main" val="0"/>
-                        </a:ext>
-                      </a:extLst>
-                    </a:blip>
-                    <a:stretch>
-                      <a:fillRect/>
-                    </a:stretch>
-                  </pic:blipFill>
-                  <pic:spPr>
-                    <a:xfrm>
-                      <a:off x="0" y="0"/>
-                      <a:ext cx="5727700" cy="774700"/>
-                    </a:xfrm>
-                    <a:prstGeom prst="rect">
-                      <a:avLst/>
-                    </a:prstGeom>
-                  </pic:spPr>
-                </pic:pic>
-              </a:graphicData>
-            </a:graphic>
-          </wp:inline>
-        </w:drawing>
-      </w:r>
-    </w:p>
-    <w:p>
-      <w:pPr>
-        <w:pStyle w:val="a4"/>
-      </w:pPr>
-    </w:p>
-    <w:p>
-      <w:pPr>
-        <w:pStyle w:val="a4"/>
-      </w:pPr>
-      <w:r>
-        <w:t xml:space="preserve">Рисунок </w:t>
-      </w:r>
-      <w:r>
-        <w:t>1</w:t>
-      </w:r>
-      <w:r>
-        <w:t>2</w:t>
-      </w:r>
-      <w:r>
-        <w:t xml:space="preserve"> – </w:t>
-      </w:r>
-      <w:r>
-        <w:t xml:space="preserve">Как это </w:t>
-      </w:r>
-      <w:proofErr w:type="spellStart"/>
-      <w:r>
-        <w:t>журналируется</w:t>
-      </w:r>
-      <w:proofErr w:type="spellEnd"/>
-      <w:r>
-        <w:t xml:space="preserve"> в программе</w:t>
-      </w:r>
-    </w:p>
-    <w:p>
-      <w:pPr>
-        <w:pStyle w:val="a4"/>
-      </w:pPr>
-    </w:p>
-    <w:p>
-      <w:pPr>
-        <w:pStyle w:val="a4"/>
-        <w:ind w:firstLine="709"/>
-        <w:jc w:val="both"/>
-      </w:pPr>
-      <w:r>
-        <w:t>Д</w:t>
-      </w:r>
-      <w:r>
-        <w:t>алее будет рассмотрен с</w:t>
-      </w:r>
-      <w:r>
-        <w:t>лучай, когда идет непрер</w:t>
-      </w:r>
-      <w:r>
-        <w:t>ы</w:t>
-      </w:r>
-      <w:r>
-        <w:t>вная передача данных. Будет рассмотрен пример с непр</w:t>
-      </w:r>
-      <w:r>
-        <w:t>е</w:t>
-      </w:r>
-      <w:r>
-        <w:t>рывной передачей аудиофайлов</w:t>
-      </w:r>
-      <w:r>
-        <w:t xml:space="preserve"> на сайте </w:t>
-      </w:r>
-      <w:r>
-        <w:t>http://live.legendy.by:8000/legendyfm</w:t>
-      </w:r>
-      <w:r>
-        <w:t>.</w:t>
-      </w:r>
-    </w:p>
-    <w:p>
-      <w:pPr>
-        <w:pStyle w:val="a4"/>
-      </w:pPr>
-    </w:p>
-    <w:p>
-      <w:pPr>
-        <w:pStyle w:val="a4"/>
-      </w:pPr>
-      <w:r>
-        <w:rPr>
-          <w:noProof/>
-        </w:rPr>
-        <w:drawing>
-          <wp:inline distT="0" distB="0" distL="0" distR="0">
-            <wp:extent cx="4686300" cy="3289300"/>
-            <wp:effectExtent l="0" t="0" r="0" b="0"/>
-            <wp:docPr id="1117595544" name="Рисунок 12"/>
-            <wp:cNvGraphicFramePr>
-              <a:graphicFrameLocks xmlns:a="http://schemas.openxmlformats.org/drawingml/2006/main" noChangeAspect="1"/>
-            </wp:cNvGraphicFramePr>
-            <a:graphic xmlns:a="http://schemas.openxmlformats.org/drawingml/2006/main">
-              <a:graphicData uri="http://schemas.openxmlformats.org/drawingml/2006/picture">
-                <pic:pic xmlns:pic="http://schemas.openxmlformats.org/drawingml/2006/picture">
-                  <pic:nvPicPr>
-                    <pic:cNvPr id="1117595544" name="Рисунок 1117595544"/>
-                    <pic:cNvPicPr/>
-                  </pic:nvPicPr>
-                  <pic:blipFill>
-                    <a:blip r:embed="rId17">
-                      <a:extLst>
-                        <a:ext uri="{28A0092B-C50C-407E-A947-70E740481C1C}">
-                          <a14:useLocalDpi xmlns:a14="http://schemas.microsoft.com/office/drawing/2010/main" val="0"/>
-                        </a:ext>
-                      </a:extLst>
-                    </a:blip>
-                    <a:stretch>
-                      <a:fillRect/>
-                    </a:stretch>
-                  </pic:blipFill>
-                  <pic:spPr>
-                    <a:xfrm>
-                      <a:off x="0" y="0"/>
-                      <a:ext cx="4686300" cy="3289300"/>
-                    </a:xfrm>
-                    <a:prstGeom prst="rect">
-                      <a:avLst/>
-                    </a:prstGeom>
-                  </pic:spPr>
-                </pic:pic>
-              </a:graphicData>
-            </a:graphic>
-          </wp:inline>
-        </w:drawing>
-      </w:r>
-    </w:p>
-    <w:p>
-      <w:pPr>
-        <w:pStyle w:val="a4"/>
-      </w:pPr>
-    </w:p>
-    <w:p>
-      <w:pPr>
-        <w:pStyle w:val="a4"/>
-      </w:pPr>
-      <w:r>
-        <w:t xml:space="preserve">Рисунок </w:t>
-      </w:r>
-      <w:r>
-        <w:t>1</w:t>
-      </w:r>
-      <w:r>
-        <w:t>3</w:t>
-      </w:r>
-      <w:r>
-        <w:t xml:space="preserve"> – </w:t>
-      </w:r>
-      <w:r>
-        <w:t>Запуск сайта с непрерывным потоком данных</w:t>
-      </w:r>
-    </w:p>
-    <w:p>
-      <w:pPr>
-        <w:pStyle w:val="a4"/>
-      </w:pPr>
-    </w:p>
-    <w:p>
-      <w:pPr>
-        <w:pStyle w:val="a4"/>
-      </w:pPr>
-      <w:r>
-        <w:rPr>
-          <w:noProof/>
-        </w:rPr>
-        <w:lastRenderedPageBreak/>
-        <w:drawing>
-          <wp:inline distT="0" distB="0" distL="0" distR="0">
-            <wp:extent cx="5940425" cy="1567815"/>
-            <wp:effectExtent l="0" t="0" r="3175" b="0"/>
-            <wp:docPr id="214070051" name="Рисунок 14"/>
-            <wp:cNvGraphicFramePr>
-              <a:graphicFrameLocks xmlns:a="http://schemas.openxmlformats.org/drawingml/2006/main" noChangeAspect="1"/>
-            </wp:cNvGraphicFramePr>
-            <a:graphic xmlns:a="http://schemas.openxmlformats.org/drawingml/2006/main">
-              <a:graphicData uri="http://schemas.openxmlformats.org/drawingml/2006/picture">
-                <pic:pic xmlns:pic="http://schemas.openxmlformats.org/drawingml/2006/picture">
-                  <pic:nvPicPr>
-                    <pic:cNvPr id="214070051" name="Рисунок 214070051"/>
-                    <pic:cNvPicPr/>
-                  </pic:nvPicPr>
-                  <pic:blipFill>
-                    <a:blip r:embed="rId18">
-                      <a:extLst>
-                        <a:ext uri="{28A0092B-C50C-407E-A947-70E740481C1C}">
-                          <a14:useLocalDpi xmlns:a14="http://schemas.microsoft.com/office/drawing/2010/main" val="0"/>
-                        </a:ext>
-                      </a:extLst>
-                    </a:blip>
-                    <a:stretch>
-                      <a:fillRect/>
-                    </a:stretch>
-                  </pic:blipFill>
-                  <pic:spPr>
-                    <a:xfrm>
-                      <a:off x="0" y="0"/>
-                      <a:ext cx="5940425" cy="1567815"/>
-                    </a:xfrm>
-                    <a:prstGeom prst="rect">
-                      <a:avLst/>
-                    </a:prstGeom>
-                  </pic:spPr>
-                </pic:pic>
-              </a:graphicData>
-            </a:graphic>
-          </wp:inline>
-        </w:drawing>
-      </w:r>
-    </w:p>
-    <w:p>
-      <w:pPr>
-        <w:pStyle w:val="a4"/>
-      </w:pPr>
-    </w:p>
-    <w:p>
-      <w:pPr>
-        <w:pStyle w:val="a4"/>
-      </w:pPr>
-      <w:r>
-        <w:t>Рисунок 1</w:t>
-      </w:r>
-      <w:r>
-        <w:t>4</w:t>
-      </w:r>
-      <w:r>
-        <w:t xml:space="preserve"> – </w:t>
-      </w:r>
-      <w:r>
-        <w:t xml:space="preserve">Что отображается в </w:t>
-      </w:r>
-      <w:proofErr w:type="spellStart"/>
-      <w:r>
-        <w:rPr>
-          <w:lang w:val="en-US"/>
-        </w:rPr>
-        <w:t>wireshark</w:t>
-      </w:r>
-      <w:proofErr w:type="spellEnd"/>
-    </w:p>
-    <w:p>
-      <w:pPr>
-        <w:pStyle w:val="a4"/>
-      </w:pPr>
-    </w:p>
-    <w:p>
-      <w:pPr>
-        <w:pStyle w:val="a4"/>
-      </w:pPr>
-      <w:r>
-        <w:rPr>
-          <w:noProof/>
-        </w:rPr>
-        <w:drawing>
-          <wp:inline distT="0" distB="0" distL="0" distR="0">
-            <wp:extent cx="4203700" cy="774700"/>
-            <wp:effectExtent l="0" t="0" r="0" b="0"/>
-            <wp:docPr id="1502970317" name="Рисунок 15"/>
-            <wp:cNvGraphicFramePr>
-              <a:graphicFrameLocks xmlns:a="http://schemas.openxmlformats.org/drawingml/2006/main" noChangeAspect="1"/>
-            </wp:cNvGraphicFramePr>
-            <a:graphic xmlns:a="http://schemas.openxmlformats.org/drawingml/2006/main">
-              <a:graphicData uri="http://schemas.openxmlformats.org/drawingml/2006/picture">
-                <pic:pic xmlns:pic="http://schemas.openxmlformats.org/drawingml/2006/picture">
-                  <pic:nvPicPr>
-                    <pic:cNvPr id="1502970317" name="Рисунок 1502970317"/>
-                    <pic:cNvPicPr/>
-                  </pic:nvPicPr>
-                  <pic:blipFill>
-                    <a:blip r:embed="rId19">
-                      <a:extLst>
-                        <a:ext uri="{28A0092B-C50C-407E-A947-70E740481C1C}">
-                          <a14:useLocalDpi xmlns:a14="http://schemas.microsoft.com/office/drawing/2010/main" val="0"/>
-                        </a:ext>
-                      </a:extLst>
-                    </a:blip>
-                    <a:stretch>
-                      <a:fillRect/>
-                    </a:stretch>
-                  </pic:blipFill>
-                  <pic:spPr>
-                    <a:xfrm>
-                      <a:off x="0" y="0"/>
-                      <a:ext cx="4203700" cy="774700"/>
-                    </a:xfrm>
-                    <a:prstGeom prst="rect">
-                      <a:avLst/>
-                    </a:prstGeom>
-                  </pic:spPr>
-                </pic:pic>
-              </a:graphicData>
-            </a:graphic>
-          </wp:inline>
-        </w:drawing>
-      </w:r>
-    </w:p>
-    <w:p>
-      <w:pPr>
-        <w:spacing w:after="0" w:line="360" w:lineRule="exact"/>
-        <w:jc w:val="both"/>
-        <w:rPr>
-          <w:rFonts w:ascii="Times New Roman" w:hAnsi="Times New Roman" w:cs="Times New Roman"/>
-          <w:sz w:val="28"/>
-          <w:szCs w:val="28"/>
-        </w:rPr>
-      </w:pPr>
-    </w:p>
-    <w:p>
-      <w:pPr>
-        <w:pStyle w:val="a4"/>
-      </w:pPr>
-      <w:r>
-        <w:t>Рисунок 1</w:t>
-      </w:r>
-      <w:r>
-        <w:t>5</w:t>
-      </w:r>
-      <w:r>
-        <w:t xml:space="preserve"> – </w:t>
-      </w:r>
-      <w:r>
-        <w:t xml:space="preserve">Что отображается в </w:t>
-      </w:r>
-      <w:r>
-        <w:t>самой программе</w:t>
-      </w:r>
-    </w:p>
-    <w:p>
-      <w:pPr>
-        <w:spacing w:after="0" w:line="360" w:lineRule="exact"/>
-        <w:jc w:val="both"/>
-        <w:rPr>
-          <w:rFonts w:ascii="Times New Roman" w:hAnsi="Times New Roman" w:cs="Times New Roman"/>
-          <w:sz w:val="28"/>
-          <w:szCs w:val="28"/>
-        </w:rPr>
-      </w:pPr>
-    </w:p>
-    <w:p>
-      <w:pPr>
-        <w:spacing w:after="0" w:line="360" w:lineRule="exact"/>
-        <w:ind w:firstLine="709"/>
-        <w:jc w:val="both"/>
-        <w:rPr>
-          <w:rFonts w:ascii="Times New Roman" w:hAnsi="Times New Roman" w:cs="Times New Roman"/>
-          <w:sz w:val="28"/>
-          <w:szCs w:val="28"/>
-        </w:rPr>
-      </w:pPr>
-      <w:r>
-        <w:rPr>
-          <w:rFonts w:ascii="Times New Roman" w:hAnsi="Times New Roman" w:cs="Times New Roman"/>
-          <w:sz w:val="28"/>
-          <w:szCs w:val="28"/>
-        </w:rPr>
-        <w:t>Передача непрерывных данных, в данном случае тела h</w:t>
-      </w:r>
-      <w:proofErr w:type="spellStart"/>
-      <w:r>
-        <w:rPr>
-          <w:rFonts w:ascii="Times New Roman" w:hAnsi="Times New Roman" w:cs="Times New Roman"/>
-          <w:sz w:val="28"/>
-          <w:szCs w:val="28"/>
-          <w:lang w:val="en-US"/>
-        </w:rPr>
-        <w:t>ttp</w:t>
-      </w:r>
-      <w:proofErr w:type="spellEnd"/>
-      <w:r>
-        <w:rPr>
-          <w:rFonts w:ascii="Times New Roman" w:hAnsi="Times New Roman" w:cs="Times New Roman"/>
-          <w:sz w:val="28"/>
-          <w:szCs w:val="28"/>
-        </w:rPr>
-        <w:t xml:space="preserve"> о</w:t>
-      </w:r>
-      <w:r>
-        <w:rPr>
-          <w:rFonts w:ascii="Times New Roman" w:hAnsi="Times New Roman" w:cs="Times New Roman"/>
-          <w:sz w:val="28"/>
-          <w:szCs w:val="28"/>
-        </w:rPr>
-        <w:t>твета происходит через прямое перенаправления ответа с целевого хоста обратно пользователю с помощью доступных методов N</w:t>
-      </w:r>
-      <w:r>
-        <w:rPr>
-          <w:rFonts w:ascii="Times New Roman" w:hAnsi="Times New Roman" w:cs="Times New Roman"/>
-          <w:sz w:val="28"/>
-          <w:szCs w:val="28"/>
-          <w:lang w:val="en-US"/>
-        </w:rPr>
-        <w:t>ode</w:t>
-      </w:r>
-      <w:r>
-        <w:rPr>
-          <w:rFonts w:ascii="Times New Roman" w:hAnsi="Times New Roman" w:cs="Times New Roman"/>
-          <w:sz w:val="28"/>
-          <w:szCs w:val="28"/>
-        </w:rPr>
-        <w:t>.</w:t>
-      </w:r>
-      <w:proofErr w:type="spellStart"/>
-      <w:r>
-        <w:rPr>
-          <w:rFonts w:ascii="Times New Roman" w:hAnsi="Times New Roman" w:cs="Times New Roman"/>
-          <w:sz w:val="28"/>
-          <w:szCs w:val="28"/>
-          <w:lang w:val="en-US"/>
-        </w:rPr>
-        <w:t>js</w:t>
-      </w:r>
-      <w:proofErr w:type="spellEnd"/>
-      <w:r>
-        <w:rPr>
-          <w:rFonts w:ascii="Times New Roman" w:hAnsi="Times New Roman" w:cs="Times New Roman"/>
-          <w:sz w:val="28"/>
-          <w:szCs w:val="28"/>
-        </w:rPr>
-        <w:t>. В данной программе это реализовано благодаря методу p</w:t>
-      </w:r>
-      <w:proofErr w:type="spellStart"/>
-      <w:r>
-        <w:rPr>
-          <w:rFonts w:ascii="Times New Roman" w:hAnsi="Times New Roman" w:cs="Times New Roman"/>
-          <w:sz w:val="28"/>
-          <w:szCs w:val="28"/>
-          <w:lang w:val="en-US"/>
-        </w:rPr>
-        <w:t>ipe</w:t>
-      </w:r>
-      <w:proofErr w:type="spellEnd"/>
-      <w:r>
-        <w:rPr>
-          <w:rFonts w:ascii="Times New Roman" w:hAnsi="Times New Roman" w:cs="Times New Roman"/>
-          <w:sz w:val="28"/>
-          <w:szCs w:val="28"/>
-        </w:rPr>
-        <w:t xml:space="preserve"> </w:t>
-      </w:r>
-      <w:r>
-        <w:rPr>
-          <w:rFonts w:ascii="Times New Roman" w:hAnsi="Times New Roman" w:cs="Times New Roman"/>
-          <w:sz w:val="28"/>
-          <w:szCs w:val="28"/>
-        </w:rPr>
-        <w:t xml:space="preserve">и реализации </w:t>
-      </w:r>
-      <w:r>
-        <w:rPr>
-          <w:rFonts w:ascii="Times New Roman" w:hAnsi="Times New Roman" w:cs="Times New Roman"/>
-          <w:sz w:val="28"/>
-          <w:szCs w:val="28"/>
-          <w:lang w:val="en-US"/>
-        </w:rPr>
-        <w:t>request</w:t>
-      </w:r>
-      <w:r>
-        <w:rPr>
-          <w:rFonts w:ascii="Times New Roman" w:hAnsi="Times New Roman" w:cs="Times New Roman"/>
-          <w:sz w:val="28"/>
-          <w:szCs w:val="28"/>
-        </w:rPr>
-        <w:t xml:space="preserve"> и</w:t>
-      </w:r>
-      <w:r>
-        <w:rPr>
-          <w:rFonts w:ascii="Times New Roman" w:hAnsi="Times New Roman" w:cs="Times New Roman"/>
-          <w:sz w:val="28"/>
-          <w:szCs w:val="28"/>
-        </w:rPr>
-        <w:t xml:space="preserve"> </w:t>
-      </w:r>
-      <w:proofErr w:type="spellStart"/>
-      <w:r>
-        <w:rPr>
-          <w:rFonts w:ascii="Times New Roman" w:hAnsi="Times New Roman" w:cs="Times New Roman"/>
-          <w:sz w:val="28"/>
-          <w:szCs w:val="28"/>
-        </w:rPr>
-        <w:t>re</w:t>
-      </w:r>
-      <w:r>
-        <w:rPr>
-          <w:rFonts w:ascii="Times New Roman" w:hAnsi="Times New Roman" w:cs="Times New Roman"/>
-          <w:sz w:val="28"/>
-          <w:szCs w:val="28"/>
-          <w:lang w:val="en-US"/>
-        </w:rPr>
-        <w:t>sponse</w:t>
-      </w:r>
-      <w:proofErr w:type="spellEnd"/>
-      <w:r>
-        <w:rPr>
-          <w:rFonts w:ascii="Times New Roman" w:hAnsi="Times New Roman" w:cs="Times New Roman"/>
-          <w:sz w:val="28"/>
-          <w:szCs w:val="28"/>
-        </w:rPr>
-        <w:t xml:space="preserve"> </w:t>
-      </w:r>
-      <w:r>
-        <w:rPr>
-          <w:rFonts w:ascii="Times New Roman" w:hAnsi="Times New Roman" w:cs="Times New Roman"/>
-          <w:sz w:val="28"/>
-          <w:szCs w:val="28"/>
-        </w:rPr>
-        <w:t>в виде потоков данных.</w:t>
-      </w:r>
-    </w:p>
-    <w:p>
-      <w:pPr>
-        <w:spacing w:after="0" w:line="360" w:lineRule="exact"/>
-        <w:jc w:val="both"/>
-        <w:rPr>
-          <w:rFonts w:ascii="Times New Roman" w:hAnsi="Times New Roman" w:cs="Times New Roman"/>
-          <w:sz w:val="28"/>
-          <w:szCs w:val="28"/>
-        </w:rPr>
-      </w:pPr>
-    </w:p>
-    <w:p>
-      <w:pPr>
-        <w:spacing w:after="0" w:line="360" w:lineRule="exact"/>
-        <w:ind w:firstLine="709"/>
-        <w:jc w:val="both"/>
-        <w:rPr>
-          <w:rFonts w:ascii="Times New Roman" w:hAnsi="Times New Roman" w:cs="Times New Roman"/>
-          <w:sz w:val="28"/>
-          <w:szCs w:val="28"/>
+        <w:rPr>
+          <w:rFonts w:ascii="Times New Roman" w:hAnsi="Times New Roman" w:cs="Times New Roman"/>
+          <w:sz w:val="28"/>
+          <w:szCs w:val="28"/>
+          <w:lang w:val="en-US"/>
         </w:rPr>
       </w:pPr>
       <w:r>
@@ -2826,16 +1959,84 @@
           <w:sz w:val="28"/>
           <w:szCs w:val="28"/>
         </w:rPr>
-        <w:t xml:space="preserve">в ходе проделанной работы был создан прокси сервер, поддерживающий протокол </w:t>
-      </w:r>
-      <w:r>
-        <w:rPr>
-          <w:rFonts w:ascii="Times New Roman" w:hAnsi="Times New Roman" w:cs="Times New Roman"/>
-          <w:sz w:val="28"/>
-          <w:szCs w:val="28"/>
-          <w:lang w:val="en-US"/>
-        </w:rPr>
-        <w:t>HTTP</w:t>
+        <w:t>в ходе проделанной работы было написано сетевое приложение, реализующее файловое хранилище, работающее по принципам архитектуры RE</w:t>
+      </w:r>
+      <w:r>
+        <w:rPr>
+          <w:rFonts w:ascii="Times New Roman" w:hAnsi="Times New Roman" w:cs="Times New Roman"/>
+          <w:sz w:val="28"/>
+          <w:szCs w:val="28"/>
+          <w:lang w:val="en-US"/>
+        </w:rPr>
+        <w:t>ST</w:t>
+      </w:r>
+      <w:r>
+        <w:rPr>
+          <w:rFonts w:ascii="Times New Roman" w:hAnsi="Times New Roman" w:cs="Times New Roman"/>
+          <w:sz w:val="28"/>
+          <w:szCs w:val="28"/>
+        </w:rPr>
+        <w:t xml:space="preserve">, обрабатывающее методы </w:t>
+      </w:r>
+      <w:r>
+        <w:rPr>
+          <w:rFonts w:ascii="Times New Roman" w:hAnsi="Times New Roman" w:cs="Times New Roman"/>
+          <w:sz w:val="28"/>
+          <w:szCs w:val="28"/>
+          <w:lang w:val="en-US"/>
+        </w:rPr>
+        <w:t>get</w:t>
+      </w:r>
+      <w:r>
+        <w:rPr>
+          <w:rFonts w:ascii="Times New Roman" w:hAnsi="Times New Roman" w:cs="Times New Roman"/>
+          <w:sz w:val="28"/>
+          <w:szCs w:val="28"/>
+        </w:rPr>
+        <w:t xml:space="preserve">, </w:t>
+      </w:r>
+      <w:r>
+        <w:rPr>
+          <w:rFonts w:ascii="Times New Roman" w:hAnsi="Times New Roman" w:cs="Times New Roman"/>
+          <w:sz w:val="28"/>
+          <w:szCs w:val="28"/>
+          <w:lang w:val="en-US"/>
+        </w:rPr>
+        <w:t>put</w:t>
+      </w:r>
+      <w:r>
+        <w:rPr>
+          <w:rFonts w:ascii="Times New Roman" w:hAnsi="Times New Roman" w:cs="Times New Roman"/>
+          <w:sz w:val="28"/>
+          <w:szCs w:val="28"/>
+        </w:rPr>
+        <w:t xml:space="preserve">, </w:t>
+      </w:r>
+      <w:r>
+        <w:rPr>
+          <w:rFonts w:ascii="Times New Roman" w:hAnsi="Times New Roman" w:cs="Times New Roman"/>
+          <w:sz w:val="28"/>
+          <w:szCs w:val="28"/>
+          <w:lang w:val="en-US"/>
+        </w:rPr>
+        <w:t>head</w:t>
+      </w:r>
+      <w:r>
+        <w:rPr>
+          <w:rFonts w:ascii="Times New Roman" w:hAnsi="Times New Roman" w:cs="Times New Roman"/>
+          <w:sz w:val="28"/>
+          <w:szCs w:val="28"/>
+        </w:rPr>
+        <w:t xml:space="preserve">, </w:t>
+      </w:r>
+      <w:r>
+        <w:rPr>
+          <w:rFonts w:ascii="Times New Roman" w:hAnsi="Times New Roman" w:cs="Times New Roman"/>
+          <w:sz w:val="28"/>
+          <w:szCs w:val="28"/>
+          <w:lang w:val="en-US"/>
+        </w:rPr>
+        <w:t>delete</w:t>
       </w:r>
       <w:r>
         <w:rPr>
@@ -2851,42 +2052,16 @@
           <w:sz w:val="28"/>
           <w:szCs w:val="28"/>
         </w:rPr>
-        <w:t xml:space="preserve"> Данных прокси сервер выполняет функции по журналированию входящих ответов, а </w:t>
-      </w:r>
-      <w:proofErr w:type="gramStart"/>
-      <w:r>
-        <w:rPr>
-          <w:rFonts w:ascii="Times New Roman" w:hAnsi="Times New Roman" w:cs="Times New Roman"/>
-          <w:sz w:val="28"/>
-          <w:szCs w:val="28"/>
-        </w:rPr>
-        <w:t>так же</w:t>
-      </w:r>
-      <w:proofErr w:type="gramEnd"/>
-      <w:r>
-        <w:rPr>
-          <w:rFonts w:ascii="Times New Roman" w:hAnsi="Times New Roman" w:cs="Times New Roman"/>
-          <w:sz w:val="28"/>
-          <w:szCs w:val="28"/>
-        </w:rPr>
-        <w:t xml:space="preserve"> имеет функцию ограничения доступа к выбранным сайтам. Так же был изучен протокол </w:t>
-      </w:r>
-      <w:r>
-        <w:rPr>
-          <w:rFonts w:ascii="Times New Roman" w:hAnsi="Times New Roman" w:cs="Times New Roman"/>
-          <w:sz w:val="28"/>
-          <w:szCs w:val="28"/>
-          <w:lang w:val="en-US"/>
-        </w:rPr>
-        <w:t>HTTP</w:t>
-      </w:r>
-      <w:r>
-        <w:rPr>
-          <w:rFonts w:ascii="Times New Roman" w:hAnsi="Times New Roman" w:cs="Times New Roman"/>
-          <w:sz w:val="28"/>
-          <w:szCs w:val="28"/>
-        </w:rPr>
-        <w:t xml:space="preserve"> и методы работы с ним.</w:t>
+        <w:t xml:space="preserve"> Так же был реализован простой интерфейс для удобного получения данных с сетевого хранилища. Были изучены и использованы основные статус коды </w:t>
+      </w:r>
+      <w:r>
+        <w:rPr>
+          <w:rFonts w:ascii="Times New Roman" w:hAnsi="Times New Roman" w:cs="Times New Roman"/>
+          <w:sz w:val="28"/>
+          <w:szCs w:val="28"/>
+          <w:lang w:val="en-US"/>
+        </w:rPr>
+        <w:t>HTTP.</w:t>
       </w:r>
     </w:p>
     <w:sectPr>
